--- a/Course_Project/Preliminary_Results/Preliminary_Results_RCW.docx
+++ b/Course_Project/Preliminary_Results/Preliminary_Results_RCW.docx
@@ -191,14 +191,14 @@
             </w:rPr>
             <w:fldChar w:fldCharType="separate"/>
           </w:r>
-          <w:hyperlink w:anchor="_Toc206849143" w:history="1">
+          <w:hyperlink w:anchor="_Toc210848798" w:history="1">
             <w:r>
               <w:rPr>
                 <w:rStyle w:val="Hyperlink"/>
                 <w:rFonts w:ascii="Times New Roman" w:hAnsi="Times New Roman"/>
                 <w:noProof/>
               </w:rPr>
-              <w:t>Data Preparation and Feature Engineering</w:t>
+              <w:t>Data Preparation</w:t>
             </w:r>
             <w:r>
               <w:rPr>
@@ -219,7 +219,7 @@
                 <w:noProof/>
                 <w:webHidden/>
               </w:rPr>
-              <w:instrText xml:space="preserve"> PAGEREF _Toc206849143 \h </w:instrText>
+              <w:instrText xml:space="preserve"> PAGEREF _Toc210848798 \h </w:instrText>
             </w:r>
             <w:r>
               <w:rPr>
@@ -265,7 +265,7 @@
               <w14:ligatures w14:val="standardContextual"/>
             </w:rPr>
           </w:pPr>
-          <w:hyperlink w:anchor="_Toc206849144" w:history="1">
+          <w:hyperlink w:anchor="_Toc210848799" w:history="1">
             <w:r>
               <w:rPr>
                 <w:rStyle w:val="Hyperlink"/>
@@ -293,7 +293,7 @@
                 <w:noProof/>
                 <w:webHidden/>
               </w:rPr>
-              <w:instrText xml:space="preserve"> PAGEREF _Toc206849144 \h </w:instrText>
+              <w:instrText xml:space="preserve"> PAGEREF _Toc210848799 \h </w:instrText>
             </w:r>
             <w:r>
               <w:rPr>
@@ -339,14 +339,14 @@
               <w14:ligatures w14:val="standardContextual"/>
             </w:rPr>
           </w:pPr>
-          <w:hyperlink w:anchor="_Toc206849145" w:history="1">
+          <w:hyperlink w:anchor="_Toc210848800" w:history="1">
             <w:r>
               <w:rPr>
                 <w:rStyle w:val="Hyperlink"/>
                 <w:rFonts w:ascii="Times New Roman" w:hAnsi="Times New Roman"/>
                 <w:noProof/>
               </w:rPr>
-              <w:t>Robust Variable Selection Process</w:t>
+              <w:t>Recommendations for Phase 3</w:t>
             </w:r>
             <w:r>
               <w:rPr>
@@ -367,151 +367,7 @@
                 <w:noProof/>
                 <w:webHidden/>
               </w:rPr>
-              <w:instrText xml:space="preserve"> PAGEREF _Toc206849145 \h </w:instrText>
-            </w:r>
-            <w:r>
-              <w:rPr>
-                <w:noProof/>
-                <w:webHidden/>
-              </w:rPr>
-              <w:fldChar w:fldCharType="separate"/>
-            </w:r>
-            <w:r>
-              <w:rPr>
-                <w:b/>
-                <w:bCs/>
-                <w:noProof/>
-                <w:webHidden/>
-              </w:rPr>
-              <w:t>Error! Bookmark not defined.</w:t>
-            </w:r>
-            <w:r>
-              <w:rPr>
-                <w:noProof/>
-                <w:webHidden/>
-              </w:rPr>
-              <w:fldChar w:fldCharType="end"/>
-            </w:r>
-          </w:hyperlink>
-        </w:p>
-        <w:p>
-          <w:pPr>
-            <w:pStyle w:val="TOC1"/>
-            <w:tabs>
-              <w:tab w:val="right" w:leader="dot" w:pos="10790"/>
-            </w:tabs>
-            <w:rPr>
-              <w:rFonts w:cstheme="minorBidi"/>
-              <w:noProof/>
-              <w:kern w:val="2"/>
-              <w:sz w:val="24"/>
-              <w:szCs w:val="24"/>
-              <w14:ligatures w14:val="standardContextual"/>
-            </w:rPr>
-          </w:pPr>
-          <w:hyperlink w:anchor="_Toc206849146" w:history="1">
-            <w:r>
-              <w:rPr>
-                <w:rStyle w:val="Hyperlink"/>
-                <w:rFonts w:ascii="Times New Roman" w:hAnsi="Times New Roman"/>
-                <w:noProof/>
-              </w:rPr>
-              <w:t>Model Comparison</w:t>
-            </w:r>
-            <w:r>
-              <w:rPr>
-                <w:noProof/>
-                <w:webHidden/>
-              </w:rPr>
-              <w:tab/>
-            </w:r>
-            <w:r>
-              <w:rPr>
-                <w:noProof/>
-                <w:webHidden/>
-              </w:rPr>
-              <w:fldChar w:fldCharType="begin"/>
-            </w:r>
-            <w:r>
-              <w:rPr>
-                <w:noProof/>
-                <w:webHidden/>
-              </w:rPr>
-              <w:instrText xml:space="preserve"> PAGEREF _Toc206849146 \h </w:instrText>
-            </w:r>
-            <w:r>
-              <w:rPr>
-                <w:noProof/>
-                <w:webHidden/>
-              </w:rPr>
-            </w:r>
-            <w:r>
-              <w:rPr>
-                <w:noProof/>
-                <w:webHidden/>
-              </w:rPr>
-              <w:fldChar w:fldCharType="separate"/>
-            </w:r>
-            <w:r>
-              <w:rPr>
-                <w:noProof/>
-                <w:webHidden/>
-              </w:rPr>
-              <w:t>9</w:t>
-            </w:r>
-            <w:r>
-              <w:rPr>
-                <w:noProof/>
-                <w:webHidden/>
-              </w:rPr>
-              <w:fldChar w:fldCharType="end"/>
-            </w:r>
-          </w:hyperlink>
-        </w:p>
-        <w:p>
-          <w:pPr>
-            <w:pStyle w:val="TOC1"/>
-            <w:tabs>
-              <w:tab w:val="right" w:leader="dot" w:pos="10790"/>
-            </w:tabs>
-            <w:rPr>
-              <w:rFonts w:cstheme="minorBidi"/>
-              <w:noProof/>
-              <w:kern w:val="2"/>
-              <w:sz w:val="24"/>
-              <w:szCs w:val="24"/>
-              <w14:ligatures w14:val="standardContextual"/>
-            </w:rPr>
-          </w:pPr>
-          <w:hyperlink w:anchor="_Toc206849147" w:history="1">
-            <w:r>
-              <w:rPr>
-                <w:rStyle w:val="Hyperlink"/>
-                <w:rFonts w:ascii="Times New Roman" w:hAnsi="Times New Roman"/>
-                <w:noProof/>
-              </w:rPr>
-              <w:t>Recommendations for Phase 3</w:t>
-            </w:r>
-            <w:r>
-              <w:rPr>
-                <w:noProof/>
-                <w:webHidden/>
-              </w:rPr>
-              <w:tab/>
-            </w:r>
-            <w:r>
-              <w:rPr>
-                <w:noProof/>
-                <w:webHidden/>
-              </w:rPr>
-              <w:fldChar w:fldCharType="begin"/>
-            </w:r>
-            <w:r>
-              <w:rPr>
-                <w:noProof/>
-                <w:webHidden/>
-              </w:rPr>
-              <w:instrText xml:space="preserve"> PAGEREF _Toc206849147 \h </w:instrText>
+              <w:instrText xml:space="preserve"> PAGEREF _Toc210848800 \h </w:instrText>
             </w:r>
             <w:r>
               <w:rPr>
@@ -586,7 +442,7 @@
           <w:rFonts w:ascii="Times New Roman" w:hAnsi="Times New Roman" w:cs="Times New Roman"/>
         </w:rPr>
       </w:pPr>
-      <w:bookmarkStart w:id="0" w:name="_Toc206849143"/>
+      <w:bookmarkStart w:id="0" w:name="_Toc210848798"/>
       <w:r>
         <w:rPr>
           <w:rFonts w:ascii="Times New Roman" w:hAnsi="Times New Roman" w:cs="Times New Roman"/>
@@ -799,6 +655,7 @@
       <w:r>
         <w:rPr>
           <w:rFonts w:ascii="Times New Roman" w:hAnsi="Times New Roman" w:cs="Times New Roman"/>
+          <w:noProof/>
         </w:rPr>
         <w:drawing>
           <wp:inline distT="0" distB="0" distL="0" distR="0" wp14:anchorId="18C06687" wp14:editId="36EE1B7D">
@@ -985,6 +842,7 @@
       <w:r>
         <w:rPr>
           <w:rFonts w:ascii="Times New Roman" w:hAnsi="Times New Roman" w:cs="Times New Roman"/>
+          <w:noProof/>
         </w:rPr>
         <w:drawing>
           <wp:inline distT="0" distB="0" distL="0" distR="0" wp14:anchorId="7556D975" wp14:editId="24D76EDD">
@@ -1089,6 +947,7 @@
       <w:r>
         <w:rPr>
           <w:rFonts w:ascii="Times New Roman" w:hAnsi="Times New Roman" w:cs="Times New Roman"/>
+          <w:noProof/>
         </w:rPr>
         <w:drawing>
           <wp:inline distT="0" distB="0" distL="0" distR="0" wp14:anchorId="40FA2873" wp14:editId="57EE9D51">
@@ -1268,6 +1127,7 @@
       <w:r>
         <w:rPr>
           <w:rFonts w:ascii="Times New Roman" w:hAnsi="Times New Roman" w:cs="Times New Roman"/>
+          <w:noProof/>
         </w:rPr>
         <w:lastRenderedPageBreak/>
         <w:drawing>
@@ -1371,7 +1231,7 @@
           <w:rFonts w:ascii="Times New Roman" w:hAnsi="Times New Roman" w:cs="Times New Roman"/>
         </w:rPr>
       </w:pPr>
-      <w:bookmarkStart w:id="1" w:name="_Toc206849144"/>
+      <w:bookmarkStart w:id="1" w:name="_Toc210848799"/>
       <w:r>
         <w:rPr>
           <w:rFonts w:ascii="Times New Roman" w:hAnsi="Times New Roman" w:cs="Times New Roman"/>
@@ -1477,6 +1337,7 @@
       <w:r>
         <w:rPr>
           <w:rFonts w:ascii="Times New Roman" w:hAnsi="Times New Roman" w:cs="Times New Roman"/>
+          <w:noProof/>
         </w:rPr>
         <w:drawing>
           <wp:inline distT="0" distB="0" distL="0" distR="0" wp14:anchorId="72038E19" wp14:editId="03F3BA2A">
@@ -1620,6 +1481,7 @@
       <w:r>
         <w:rPr>
           <w:rFonts w:ascii="Times New Roman" w:hAnsi="Times New Roman" w:cs="Times New Roman"/>
+          <w:noProof/>
         </w:rPr>
         <w:drawing>
           <wp:inline distT="0" distB="0" distL="0" distR="0" wp14:anchorId="6E86A85E" wp14:editId="079E0971">
@@ -1660,6 +1522,7 @@
       <w:r>
         <w:rPr>
           <w:rFonts w:ascii="Times New Roman" w:hAnsi="Times New Roman" w:cs="Times New Roman"/>
+          <w:noProof/>
         </w:rPr>
         <w:drawing>
           <wp:inline distT="0" distB="0" distL="0" distR="0" wp14:anchorId="0DA5896C" wp14:editId="5B318D9A">
@@ -1932,6 +1795,7 @@
       <w:r>
         <w:rPr>
           <w:rFonts w:ascii="Times New Roman" w:hAnsi="Times New Roman" w:cs="Times New Roman"/>
+          <w:noProof/>
         </w:rPr>
         <w:drawing>
           <wp:inline distT="0" distB="0" distL="0" distR="0" wp14:anchorId="76B3A16E" wp14:editId="171AF588">
@@ -2025,6 +1889,7 @@
       <w:r>
         <w:rPr>
           <w:rFonts w:ascii="Times New Roman" w:hAnsi="Times New Roman" w:cs="Times New Roman"/>
+          <w:noProof/>
         </w:rPr>
         <w:drawing>
           <wp:inline distT="0" distB="0" distL="0" distR="0" wp14:anchorId="1E4B1389" wp14:editId="798F71F2">
@@ -2067,6 +1932,7 @@
           <w:rFonts w:ascii="Times New Roman" w:hAnsi="Times New Roman" w:cs="Times New Roman"/>
           <w:b/>
           <w:bCs/>
+          <w:noProof/>
         </w:rPr>
         <w:drawing>
           <wp:inline distT="0" distB="0" distL="0" distR="0" wp14:anchorId="500C2F2A" wp14:editId="243495F7">
@@ -2287,6 +2153,7 @@
       <w:r>
         <w:rPr>
           <w:rFonts w:ascii="Times New Roman" w:hAnsi="Times New Roman" w:cs="Times New Roman"/>
+          <w:noProof/>
         </w:rPr>
         <w:drawing>
           <wp:inline distT="0" distB="0" distL="0" distR="0" wp14:anchorId="6D1B9A72" wp14:editId="5DDBF705">
@@ -2336,25 +2203,7 @@
         <w:rPr>
           <w:rFonts w:ascii="Times New Roman" w:hAnsi="Times New Roman" w:cs="Times New Roman"/>
         </w:rPr>
-        <w:t xml:space="preserve">Model </w:t>
-      </w:r>
-      <w:r>
-        <w:rPr>
-          <w:rFonts w:ascii="Times New Roman" w:hAnsi="Times New Roman" w:cs="Times New Roman"/>
-        </w:rPr>
-        <w:t>2</w:t>
-      </w:r>
-      <w:r>
-        <w:rPr>
-          <w:rFonts w:ascii="Times New Roman" w:hAnsi="Times New Roman" w:cs="Times New Roman"/>
-        </w:rPr>
-        <w:t xml:space="preserve"> Validation Performance Metrics</w:t>
-      </w:r>
-      <w:r>
-        <w:rPr>
-          <w:rFonts w:ascii="Times New Roman" w:hAnsi="Times New Roman" w:cs="Times New Roman"/>
-        </w:rPr>
-        <w:t xml:space="preserve"> </w:t>
+        <w:t xml:space="preserve">Model 2 Validation Performance Metrics </w:t>
       </w:r>
     </w:p>
     <w:p>
@@ -2386,6 +2235,7 @@
       <w:r>
         <w:rPr>
           <w:rFonts w:ascii="Times New Roman" w:hAnsi="Times New Roman" w:cs="Times New Roman"/>
+          <w:noProof/>
         </w:rPr>
         <w:drawing>
           <wp:inline distT="0" distB="0" distL="0" distR="0" wp14:anchorId="15BC22A3" wp14:editId="59D8579B">
@@ -2426,6 +2276,7 @@
       <w:r>
         <w:rPr>
           <w:rFonts w:ascii="Times New Roman" w:hAnsi="Times New Roman" w:cs="Times New Roman"/>
+          <w:noProof/>
         </w:rPr>
         <w:drawing>
           <wp:inline distT="0" distB="0" distL="0" distR="0" wp14:anchorId="4491BB8F" wp14:editId="4653D0F9">
@@ -2475,13 +2326,7 @@
         <w:rPr>
           <w:rFonts w:ascii="Times New Roman" w:hAnsi="Times New Roman" w:cs="Times New Roman"/>
         </w:rPr>
-        <w:t xml:space="preserve">Model 3 </w:t>
-      </w:r>
-      <w:r>
-        <w:rPr>
-          <w:rFonts w:ascii="Times New Roman" w:hAnsi="Times New Roman" w:cs="Times New Roman"/>
-        </w:rPr>
-        <w:t>Architecture and Loss Plot</w:t>
+        <w:t>Model 3 Architecture and Loss Plot</w:t>
       </w:r>
     </w:p>
     <w:p>
@@ -2559,6 +2404,7 @@
       <w:r>
         <w:rPr>
           <w:rFonts w:ascii="Times New Roman" w:hAnsi="Times New Roman" w:cs="Times New Roman"/>
+          <w:noProof/>
         </w:rPr>
         <w:drawing>
           <wp:inline distT="0" distB="0" distL="0" distR="0" wp14:anchorId="5011DC9E" wp14:editId="0EA339FE">
@@ -3232,7 +3078,6 @@
           <w:rFonts w:ascii="Times New Roman" w:hAnsi="Times New Roman" w:cs="Times New Roman"/>
         </w:rPr>
       </w:pPr>
-      <w:bookmarkStart w:id="2" w:name="_Toc206849146"/>
       <w:r>
         <w:rPr>
           <w:rFonts w:ascii="Times New Roman" w:hAnsi="Times New Roman" w:cs="Times New Roman"/>
@@ -3466,21 +3311,20 @@
           <w:rFonts w:ascii="Times New Roman" w:hAnsi="Times New Roman" w:cs="Times New Roman"/>
         </w:rPr>
       </w:pPr>
-      <w:bookmarkStart w:id="3" w:name="_Toc206849147"/>
+      <w:bookmarkStart w:id="2" w:name="_Toc210848800"/>
+      <w:r>
+        <w:rPr>
+          <w:rFonts w:ascii="Times New Roman" w:hAnsi="Times New Roman" w:cs="Times New Roman"/>
+        </w:rPr>
+        <w:t>R</w:t>
+      </w:r>
+      <w:r>
+        <w:rPr>
+          <w:rFonts w:ascii="Times New Roman" w:hAnsi="Times New Roman" w:cs="Times New Roman"/>
+        </w:rPr>
+        <w:t>ecommendations for Phase 3</w:t>
+      </w:r>
       <w:bookmarkEnd w:id="2"/>
-      <w:r>
-        <w:rPr>
-          <w:rFonts w:ascii="Times New Roman" w:hAnsi="Times New Roman" w:cs="Times New Roman"/>
-        </w:rPr>
-        <w:t>R</w:t>
-      </w:r>
-      <w:r>
-        <w:rPr>
-          <w:rFonts w:ascii="Times New Roman" w:hAnsi="Times New Roman" w:cs="Times New Roman"/>
-        </w:rPr>
-        <w:t>ecommendations for Phase 3</w:t>
-      </w:r>
-      <w:bookmarkEnd w:id="3"/>
     </w:p>
     <w:p>
       <w:pPr>

--- a/Course_Project/Preliminary_Results/Preliminary_Results_RCW.docx
+++ b/Course_Project/Preliminary_Results/Preliminary_Results_RCW.docx
@@ -461,6 +461,7 @@
       <w:r>
         <w:tab/>
       </w:r>
+      <w:bookmarkStart w:id="1" w:name="_Hlk212302592"/>
       <w:r>
         <w:rPr>
           <w:rFonts w:ascii="Times New Roman" w:hAnsi="Times New Roman" w:cs="Times New Roman"/>
@@ -1211,6 +1212,7 @@
         <w:t xml:space="preserve"> only the arrival month. The intent of this feature is to capture seasonality in the data.</w:t>
       </w:r>
     </w:p>
+    <w:bookmarkEnd w:id="1"/>
     <w:p>
       <w:pPr>
         <w:rPr>
@@ -1231,7 +1233,7 @@
           <w:rFonts w:ascii="Times New Roman" w:hAnsi="Times New Roman" w:cs="Times New Roman"/>
         </w:rPr>
       </w:pPr>
-      <w:bookmarkStart w:id="1" w:name="_Toc210848799"/>
+      <w:bookmarkStart w:id="2" w:name="_Toc210848799"/>
       <w:r>
         <w:rPr>
           <w:rFonts w:ascii="Times New Roman" w:hAnsi="Times New Roman" w:cs="Times New Roman"/>
@@ -1239,7 +1241,7 @@
         <w:lastRenderedPageBreak/>
         <w:t>Model Implementation and Results</w:t>
       </w:r>
-      <w:bookmarkEnd w:id="1"/>
+      <w:bookmarkEnd w:id="2"/>
     </w:p>
     <w:p>
       <w:pPr>
@@ -3311,7 +3313,7 @@
           <w:rFonts w:ascii="Times New Roman" w:hAnsi="Times New Roman" w:cs="Times New Roman"/>
         </w:rPr>
       </w:pPr>
-      <w:bookmarkStart w:id="2" w:name="_Toc210848800"/>
+      <w:bookmarkStart w:id="3" w:name="_Toc210848800"/>
       <w:r>
         <w:rPr>
           <w:rFonts w:ascii="Times New Roman" w:hAnsi="Times New Roman" w:cs="Times New Roman"/>
@@ -3324,7 +3326,7 @@
         </w:rPr>
         <w:t>ecommendations for Phase 3</w:t>
       </w:r>
-      <w:bookmarkEnd w:id="2"/>
+      <w:bookmarkEnd w:id="3"/>
     </w:p>
     <w:p>
       <w:pPr>
